--- a/materials/review/out/IDB201_Consistency_Review.docx
+++ b/materials/review/out/IDB201_Consistency_Review.docx
@@ -1425,7 +1425,16 @@
               <w:spacing w:after="40"/>
             </w:pPr>
             <w:r>
-              <w:t xml:space="preserve">§3.1–3.9; SQL → algebra; bag-semantics self-study; CQ3.1–CQ3.3</w:t>
+              <w:t xml:space="preserve">§3.1–3.9; SQL </w:t>
+            </w:r>
+            <w:r>
+              <w:rPr>
+                <w:rFonts w:ascii="Cambria Math" w:cs="Cambria Math" w:eastAsia="Cambria Math" w:hAnsi="Cambria Math"/>
+              </w:rPr>
+              <w:t xml:space="preserve">→</w:t>
+            </w:r>
+            <w:r>
+              <w:t xml:space="preserve"> algebra; bag-semantics self-study; CQ3.1–CQ3.3</w:t>
             </w:r>
           </w:p>
         </w:tc>
@@ -3189,7 +3198,16 @@
               <w:spacing w:after="40"/>
             </w:pPr>
             <w:r>
-              <w:t xml:space="preserve">5 labs, 6% in total (1.2% each); Investigate part ≥ 40% of each lab mark</w:t>
+              <w:t xml:space="preserve">5 labs, 6% in total (1.2% each); Investigate part </w:t>
+            </w:r>
+            <w:r>
+              <w:rPr>
+                <w:rFonts w:ascii="Cambria Math" w:cs="Cambria Math" w:eastAsia="Cambria Math" w:hAnsi="Cambria Math"/>
+              </w:rPr>
+              <w:t xml:space="preserve">≥</w:t>
+            </w:r>
+            <w:r>
+              <w:t xml:space="preserve"> 40% of each lab mark</w:t>
             </w:r>
           </w:p>
         </w:tc>
@@ -3589,7 +3607,25 @@
               <w:spacing w:after="40"/>
             </w:pPr>
             <w:r>
-              <w:t xml:space="preserve">50 MCQ, 60', computer-marked; all chapters incl. self-study (~20% of items); ≥ 30% at Analyze level; ≥ 70% change between forms; CLO1–CLO7</w:t>
+              <w:t xml:space="preserve">50 MCQ, 60', computer-marked; all chapters incl. self-study (~20% of items); </w:t>
+            </w:r>
+            <w:r>
+              <w:rPr>
+                <w:rFonts w:ascii="Cambria Math" w:cs="Cambria Math" w:eastAsia="Cambria Math" w:hAnsi="Cambria Math"/>
+              </w:rPr>
+              <w:t xml:space="preserve">≥</w:t>
+            </w:r>
+            <w:r>
+              <w:t xml:space="preserve"> 30% at Analyze level; </w:t>
+            </w:r>
+            <w:r>
+              <w:rPr>
+                <w:rFonts w:ascii="Cambria Math" w:cs="Cambria Math" w:eastAsia="Cambria Math" w:hAnsi="Cambria Math"/>
+              </w:rPr>
+              <w:t xml:space="preserve">≥</w:t>
+            </w:r>
+            <w:r>
+              <w:t xml:space="preserve"> 70% change between forms; CLO1–CLO7</w:t>
             </w:r>
           </w:p>
         </w:tc>
